--- a/1_data_collection/Treatment_explanation_review_table.docx
+++ b/1_data_collection/Treatment_explanation_review_table.docx
@@ -79,9 +79,7 @@
           <w:numId w:val="1"/>
         </w:numPr>
         <w:ind w:left="720" w:hanging="360"/>
-        <w:rPr>
-          <w:u w:val="none"/>
-        </w:rPr>
+        <w:rPr/>
       </w:pPr>
       <w:r>
         <w:rPr>
@@ -114,6 +112,11 @@
           <w:rtl w:val="0"/>
         </w:rPr>
         <w:t xml:space="preserve">), which makes it easy to iterate through pages without the need to simulate clicks and AJAX requests.</w:t>
+      </w:r>
+      <w:r>
+        <w:rPr>
+          <w:rtl w:val="0"/>
+        </w:rPr>
       </w:r>
     </w:p>
     <w:p>
@@ -123,15 +126,18 @@
           <w:numId w:val="1"/>
         </w:numPr>
         <w:ind w:left="720" w:hanging="360"/>
-        <w:rPr>
-          <w:u w:val="none"/>
-        </w:rPr>
+        <w:rPr/>
       </w:pPr>
       <w:r>
         <w:rPr>
           <w:rtl w:val="0"/>
         </w:rPr>
         <w:t xml:space="preserve">The review data is already present in the raw HTML response. No JavaScript rendering is needed to reveal it, so there’s no need for tools like Selenium or Playwright.</w:t>
+      </w:r>
+      <w:r>
+        <w:rPr>
+          <w:rtl w:val="0"/>
+        </w:rPr>
       </w:r>
     </w:p>
     <w:p>
@@ -141,15 +147,18 @@
           <w:numId w:val="1"/>
         </w:numPr>
         <w:ind w:left="720" w:hanging="360"/>
-        <w:rPr>
-          <w:u w:val="none"/>
-        </w:rPr>
+        <w:rPr/>
       </w:pPr>
       <w:r>
         <w:rPr>
           <w:rtl w:val="0"/>
         </w:rPr>
         <w:t xml:space="preserve">BeautifulSoup is lightweight and fast when dealing with static pages.</w:t>
+      </w:r>
+      <w:r>
+        <w:rPr>
+          <w:rtl w:val="0"/>
+        </w:rPr>
       </w:r>
     </w:p>
     <w:p>
@@ -341,10 +350,76 @@
         </w:rPr>
         <w:t xml:space="preserve">Picture 1. Data in DataFrame.</w:t>
       </w:r>
-      <w:r>
-        <w:rPr>
-          <w:rtl w:val="0"/>
-        </w:rPr>
+    </w:p>
+    <w:p>
+      <w:pPr>
+        <w:ind w:left="0" w:firstLine="0"/>
+        <w:jc w:val="center"/>
+        <w:rPr/>
+      </w:pPr>
+      <w:r>
+        <w:rPr>
+          <w:rtl w:val="0"/>
+        </w:rPr>
+      </w:r>
+    </w:p>
+    <w:p>
+      <w:pPr>
+        <w:ind w:left="0" w:firstLine="0"/>
+        <w:rPr/>
+      </w:pPr>
+      <w:r>
+        <w:rPr>
+          <w:rtl w:val="0"/>
+        </w:rPr>
+      </w:r>
+    </w:p>
+    <w:p>
+      <w:pPr>
+        <w:ind w:left="0" w:firstLine="0"/>
+        <w:rPr/>
+      </w:pPr>
+      <w:r>
+        <w:rPr>
+          <w:rtl w:val="0"/>
+        </w:rPr>
+        <w:t xml:space="preserve">We extract a second data set encapsulating</w:t>
+      </w:r>
+      <w:r>
+        <w:rPr>
+          <w:b w:val="1"/>
+          <w:rtl w:val="0"/>
+        </w:rPr>
+        <w:t xml:space="preserve"> information on companies</w:t>
+      </w:r>
+      <w:r>
+        <w:rPr>
+          <w:rtl w:val="0"/>
+        </w:rPr>
+        <w:t xml:space="preserve">. We construct a dataframe containing information on company_name, company_website, trust_score, number_of_reviews, domains as well as the percentage of reviews that received 5 stars, 4 stars and 3,2,1 respectively. In order to extract this, we have a 2 level approach, namely extracting first the general information of each company and secondly the percentage classes. For the first step, we inspect the trustpilot-website url, where we sort on the number of reviews. We extract on each html-page the company “cards”, which contain all relevant information. We iterate over each card, extract mentioned information and open the next url by alternating the url-link in terms of specifying the page number. During this step, we focus solely on companies with more than 100 reviews in order to avoid long loading times, weak estimation power as well as unnecessary requesting too many html (and hence struggle with 403 error). To get the information regarding the review-classes, we will need to iterate over our extracted company-website information and alternate the url accordingly, since this information is contained specifically on each company website alone. Hence, we extract this information via requesting the field containing it accordingly (see notebook). </w:t>
+      </w:r>
+    </w:p>
+    <w:p>
+      <w:pPr>
+        <w:ind w:left="0" w:firstLine="0"/>
+        <w:rPr/>
+      </w:pPr>
+      <w:r>
+        <w:rPr>
+          <w:rtl w:val="0"/>
+        </w:rPr>
+      </w:r>
+    </w:p>
+    <w:p>
+      <w:pPr>
+        <w:ind w:left="0" w:firstLine="0"/>
+        <w:rPr/>
+      </w:pPr>
+      <w:r>
+        <w:rPr>
+          <w:rtl w:val="0"/>
+        </w:rPr>
+        <w:t xml:space="preserve">Combining all three dataframes, we end up with 1040 companies.</w:t>
       </w:r>
     </w:p>
     <w:sectPr>
